--- a/build/CV_SunwhiKim.docx
+++ b/build/CV_SunwhiKim.docx
@@ -1915,6 +1915,90 @@
           <w:b/>
           <w:sz w:val="22"/>
         </w:rPr>
+        <w:t>AI AGENT ONBOARDING &amp; CONSULTING</w:t>
+      </w:r>
+    </w:p>
+    <w:p>
+      <w:pPr>
+        <w:pStyle w:val="ListBullet"/>
+        <w:spacing w:after="40"/>
+      </w:pPr>
+      <w:r>
+        <w:rPr>
+          <w:sz w:val="19"/>
+        </w:rPr>
+        <w:t>2026.07– — Hwasung Medi-Science University, Institutional automation programme (ongoing): AI-agent-driven automation of institutional research (IR) reporting and course-level CQI workflows</w:t>
+      </w:r>
+    </w:p>
+    <w:p>
+      <w:pPr>
+        <w:pStyle w:val="ListBullet"/>
+        <w:spacing w:after="40"/>
+      </w:pPr>
+      <w:r>
+        <w:rPr>
+          <w:sz w:val="19"/>
+        </w:rPr>
+        <w:t>2026.08.06 — Wecruit, Invited corporate lecture: What AI agents are and what they make possible</w:t>
+      </w:r>
+    </w:p>
+    <w:p>
+      <w:pPr>
+        <w:pStyle w:val="ListBullet"/>
+        <w:spacing w:after="40"/>
+      </w:pPr>
+      <w:r>
+        <w:rPr>
+          <w:sz w:val="19"/>
+        </w:rPr>
+        <w:t>2026.07.31 — Sae-Seoul CBMC, Invited lecture: What AI agents are and what they make possible: using AI in a small business, and the wisdom of stewardship</w:t>
+      </w:r>
+    </w:p>
+    <w:p>
+      <w:pPr>
+        <w:pStyle w:val="ListBullet"/>
+        <w:spacing w:after="40"/>
+      </w:pPr>
+      <w:r>
+        <w:rPr>
+          <w:sz w:val="19"/>
+        </w:rPr>
+        <w:t>2026.07.14 — Hwasung Medi-Science University, Keynote, all-staff summer workshop: Automating everyday work with AI agents</w:t>
+      </w:r>
+    </w:p>
+    <w:p>
+      <w:pPr>
+        <w:pStyle w:val="ListBullet"/>
+        <w:spacing w:after="40"/>
+      </w:pPr>
+      <w:r>
+        <w:rPr>
+          <w:sz w:val="19"/>
+        </w:rPr>
+        <w:t>2026 — Zespa, Lecture, workshop and consulting: AI agent onboarding for business operations</w:t>
+      </w:r>
+    </w:p>
+    <w:p>
+      <w:pPr>
+        <w:pStyle w:val="ListBullet"/>
+        <w:spacing w:after="40"/>
+      </w:pPr>
+      <w:r>
+        <w:rPr>
+          <w:sz w:val="19"/>
+        </w:rPr>
+        <w:t>2026 — TheAstory, Lecture, workshop and consulting: AI agent onboarding for business operations</w:t>
+      </w:r>
+    </w:p>
+    <w:p>
+      <w:pPr>
+        <w:spacing w:before="240" w:after="80"/>
+      </w:pPr>
+      <w:r>
+        <w:rPr>
+          <w:b/>
+          <w:sz w:val="22"/>
+        </w:rPr>
         <w:t>MENTORING</w:t>
       </w:r>
     </w:p>

--- a/build/CV_SunwhiKim.docx
+++ b/build/CV_SunwhiKim.docx
@@ -1951,6 +1951,18 @@
         <w:rPr>
           <w:sz w:val="19"/>
         </w:rPr>
+        <w:t>2026.08 — TheAstory, Lecture, workshop and consulting: AI agent onboarding for business operations</w:t>
+      </w:r>
+    </w:p>
+    <w:p>
+      <w:pPr>
+        <w:pStyle w:val="ListBullet"/>
+        <w:spacing w:after="40"/>
+      </w:pPr>
+      <w:r>
+        <w:rPr>
+          <w:sz w:val="19"/>
+        </w:rPr>
         <w:t>2026.07.31 — Sae-Seoul CBMC, Invited lecture: What AI agents are and what they make possible: using AI in a small business, and the wisdom of stewardship</w:t>
       </w:r>
     </w:p>
@@ -1975,19 +1987,7 @@
         <w:rPr>
           <w:sz w:val="19"/>
         </w:rPr>
-        <w:t>2026 — Zespa, Lecture, workshop and consulting: AI agent onboarding for business operations</w:t>
-      </w:r>
-    </w:p>
-    <w:p>
-      <w:pPr>
-        <w:pStyle w:val="ListBullet"/>
-        <w:spacing w:after="40"/>
-      </w:pPr>
-      <w:r>
-        <w:rPr>
-          <w:sz w:val="19"/>
-        </w:rPr>
-        <w:t>2026 — TheAstory, Lecture, workshop and consulting: AI agent onboarding for business operations</w:t>
+        <w:t>2026.06 — Zespa, Lecture, workshop and consulting: AI agent onboarding for business operations</w:t>
       </w:r>
     </w:p>
     <w:p>

--- a/build/CV_SunwhiKim.docx
+++ b/build/CV_SunwhiKim.docx
@@ -1387,7 +1387,7 @@
         <w:rPr>
           <w:sz w:val="19"/>
         </w:rPr>
-        <w:t>2025–2026.02 (year 1 of 3) — Silver digital literacy education and ESG campaign (industry–academia regional cooperation), Gyeonggi-do RISE Programme, HSMU RISE Centre</w:t>
+        <w:t>2025–2026.02 — Silver digital literacy education and ESG campaign (industry–academia regional cooperation), Gyeonggi-do RISE Programme, HSMU RISE Centre (Year 1 of 3)</w:t>
       </w:r>
     </w:p>
     <w:p>
@@ -1399,7 +1399,7 @@
         <w:rPr>
           <w:sz w:val="19"/>
         </w:rPr>
-        <w:t>2025.04–2026.02 — Long-term neurobehavioral safety assessment of transcranial focused ultrasound neuromodulation, HSMU New Faculty Research Grant (₩5,000,000)</w:t>
+        <w:t>2025.04–2026.02 — Long-term neurobehavioral safety assessment of transcranial focused ultrasound neuromodulation, HSMU New Faculty Research Grant</w:t>
       </w:r>
     </w:p>
     <w:p>
@@ -1423,7 +1423,43 @@
         <w:rPr>
           <w:sz w:val="19"/>
         </w:rPr>
-        <w:t>2025 — “3D 프린터로 취미에서 창업까지: 아이디어를 현실로 만드는 기술 (From hobby to start-up with 3D printing).” HSMU ‘CareerFit’ programme (invited campus lecture), Hwasung Medi-Science University, Korea</w:t>
+        <w:t>2026.08.06 — “AI 에이전트란 무엇이며 어떤 것들이 가능한가 (What AI agents are and what they make possible).” Wecruit, invited corporate lecture, Bundang, Seongnam, Korea</w:t>
+      </w:r>
+    </w:p>
+    <w:p>
+      <w:pPr>
+        <w:pStyle w:val="ListBullet"/>
+        <w:spacing w:after="40"/>
+      </w:pPr>
+      <w:r>
+        <w:rPr>
+          <w:sz w:val="19"/>
+        </w:rPr>
+        <w:t>2026.07.31 — “AI 에이전트란 무엇이며 어떤 것들이 가능한가? — 작은 사업장을 위한 AI 활용과 청지기의 지혜 (What AI agents are and what they make possible: using AI in a small business, and the wisdom of stewardship).” Sae-Seoul CBMC, 1393rd meeting, Chunghyun Church, Seoul, Korea</w:t>
+      </w:r>
+    </w:p>
+    <w:p>
+      <w:pPr>
+        <w:pStyle w:val="ListBullet"/>
+        <w:spacing w:after="40"/>
+      </w:pPr>
+      <w:r>
+        <w:rPr>
+          <w:sz w:val="19"/>
+        </w:rPr>
+        <w:t>2026.07.14 — “AI 에이전트를 활용한 업무 자동화 (Automating everyday work with AI agents).” Hwasung Medi-Science University, 2026 all-faculty-and-staff summer workshop, Chungho HRD Institute, Hwaseong, Korea</w:t>
+      </w:r>
+    </w:p>
+    <w:p>
+      <w:pPr>
+        <w:pStyle w:val="ListBullet"/>
+        <w:spacing w:after="40"/>
+      </w:pPr>
+      <w:r>
+        <w:rPr>
+          <w:sz w:val="19"/>
+        </w:rPr>
+        <w:t>2025.12.02 — “3D 프린터로 취미에서 창업까지: 아이디어를 현실로 만드는 기술 (From hobby to start-up with 3D printing).” HSMU ‘CareerFit’ programme (invited campus lecture), Hwasung Medi-Science University, Korea</w:t>
       </w:r>
     </w:p>
     <w:p>
@@ -1819,7 +1855,7 @@
         <w:rPr>
           <w:sz w:val="19"/>
         </w:rPr>
-        <w:t>2025.09–2027.08 — Department Chair, Department of Bio-Healthcare, 화성의과학대학교 / Hwasung Medi-Science University</w:t>
+        <w:t>2025.09–present — Department Chair, Department of Bio-Healthcare, 화성의과학대학교 / Hwasung Medi-Science University</w:t>
       </w:r>
     </w:p>
     <w:p>
@@ -1939,43 +1975,7 @@
         <w:rPr>
           <w:sz w:val="19"/>
         </w:rPr>
-        <w:t>2026.08.06 — Wecruit, Invited corporate lecture: What AI agents are and what they make possible</w:t>
-      </w:r>
-    </w:p>
-    <w:p>
-      <w:pPr>
-        <w:pStyle w:val="ListBullet"/>
-        <w:spacing w:after="40"/>
-      </w:pPr>
-      <w:r>
-        <w:rPr>
-          <w:sz w:val="19"/>
-        </w:rPr>
         <w:t>2026.08 — TheAstory, Lecture, workshop and consulting: AI agent onboarding for business operations</w:t>
-      </w:r>
-    </w:p>
-    <w:p>
-      <w:pPr>
-        <w:pStyle w:val="ListBullet"/>
-        <w:spacing w:after="40"/>
-      </w:pPr>
-      <w:r>
-        <w:rPr>
-          <w:sz w:val="19"/>
-        </w:rPr>
-        <w:t>2026.07.31 — Sae-Seoul CBMC, Invited lecture: What AI agents are and what they make possible: using AI in a small business, and the wisdom of stewardship</w:t>
-      </w:r>
-    </w:p>
-    <w:p>
-      <w:pPr>
-        <w:pStyle w:val="ListBullet"/>
-        <w:spacing w:after="40"/>
-      </w:pPr>
-      <w:r>
-        <w:rPr>
-          <w:sz w:val="19"/>
-        </w:rPr>
-        <w:t>2026.07.14 — Hwasung Medi-Science University, Keynote, all-staff summer workshop: Automating everyday work with AI agents</w:t>
       </w:r>
     </w:p>
     <w:p>
